--- a/output/docx/fr/BUFRCREX_CodeFlag_fr_03.docx
+++ b/output/docx/fr/BUFRCREX_CodeFlag_fr_03.docx
@@ -2949,7 +2949,7 @@
                 <w:b w:val="0"/>
                 <w:sz w:val="16"/>
               </w:rPr>
-              <w:t>Note 91: Dans le descripteur 0 02 142: le numéro de série/identification de l’instrument de mesure de l’ozone est d’une longueur de quatre caractères. Pour les instruments Dobson japonais, tronquer le(s) premier(s) chiffre(s).</w:t>
+              <w:t>Note CF91: Valeur caduque; le chiffre du code 6 devrait etre utilise.</w:t>
             </w:r>
           </w:p>
         </w:tc>
